--- a/32SP Systemy projektuvannja/1/KNT-122_Onyshchenko_Variant-19_PR1.docx
+++ b/32SP Systemy projektuvannja/1/KNT-122_Onyshchenko_Variant-19_PR1.docx
@@ -423,9 +423,426 @@
     <w:p>
       <w:pPr>
         <w:pStyle w:val="H1"/>
+        <w:rPr>
+          <w:lang w:val="en-US"/>
+        </w:rPr>
       </w:pPr>
       <w:r>
         <w:t xml:space="preserve">Виконання </w:t>
+      </w:r>
+    </w:p>
+    <w:p>
+      <w:pPr>
+        <w:pStyle w:val="P"/>
+        <w:rPr>
+          <w:lang w:val="en-US"/>
+        </w:rPr>
+      </w:pPr>
+    </w:p>
+    <w:p>
+      <w:pPr>
+        <w:pStyle w:val="P"/>
+      </w:pPr>
+      <w:r>
+        <w:t>Завдання:</w:t>
+      </w:r>
+    </w:p>
+    <w:p>
+      <w:pPr>
+        <w:pStyle w:val="P"/>
+      </w:pPr>
+    </w:p>
+    <w:p>
+      <w:pPr>
+        <w:pStyle w:val="P"/>
+      </w:pPr>
+      <w:r>
+        <w:drawing>
+          <wp:inline distT="0" distB="0" distL="0" distR="0" wp14:anchorId="4C54C3CD" wp14:editId="5439CED6">
+            <wp:extent cx="4677428" cy="3038899"/>
+            <wp:effectExtent l="0" t="0" r="8890" b="9525"/>
+            <wp:docPr id="1712791031" name="Рисунок 1" descr="Зображення, що містить схема, коло, ряд, дизайн&#10;&#10;Вміст, створений ШІ, може бути неправильним."/>
+            <wp:cNvGraphicFramePr>
+              <a:graphicFrameLocks xmlns:a="http://schemas.openxmlformats.org/drawingml/2006/main" noChangeAspect="1"/>
+            </wp:cNvGraphicFramePr>
+            <a:graphic xmlns:a="http://schemas.openxmlformats.org/drawingml/2006/main">
+              <a:graphicData uri="http://schemas.openxmlformats.org/drawingml/2006/picture">
+                <pic:pic xmlns:pic="http://schemas.openxmlformats.org/drawingml/2006/picture">
+                  <pic:nvPicPr>
+                    <pic:cNvPr id="1712791031" name="Рисунок 1" descr="Зображення, що містить схема, коло, ряд, дизайн&#10;&#10;Вміст, створений ШІ, може бути неправильним."/>
+                    <pic:cNvPicPr/>
+                  </pic:nvPicPr>
+                  <pic:blipFill>
+                    <a:blip r:embed="rId6"/>
+                    <a:stretch>
+                      <a:fillRect/>
+                    </a:stretch>
+                  </pic:blipFill>
+                  <pic:spPr>
+                    <a:xfrm>
+                      <a:off x="0" y="0"/>
+                      <a:ext cx="4677428" cy="3038899"/>
+                    </a:xfrm>
+                    <a:prstGeom prst="rect">
+                      <a:avLst/>
+                    </a:prstGeom>
+                  </pic:spPr>
+                </pic:pic>
+              </a:graphicData>
+            </a:graphic>
+          </wp:inline>
+        </w:drawing>
+      </w:r>
+    </w:p>
+    <w:p>
+      <w:pPr>
+        <w:pStyle w:val="P"/>
+      </w:pPr>
+      <w:r>
+        <w:t>Рисунок 1.0 – Схема завдання</w:t>
+      </w:r>
+    </w:p>
+    <w:p>
+      <w:pPr>
+        <w:pStyle w:val="P"/>
+      </w:pPr>
+    </w:p>
+    <w:p>
+      <w:pPr>
+        <w:pStyle w:val="P"/>
+      </w:pPr>
+      <w:r>
+        <w:t xml:space="preserve">Ввімкнено режими </w:t>
+      </w:r>
+      <w:r>
+        <w:rPr>
+          <w:lang w:val="en-US"/>
+        </w:rPr>
+        <w:t xml:space="preserve">Snap </w:t>
+      </w:r>
+      <w:r>
+        <w:t>та</w:t>
+      </w:r>
+      <w:r>
+        <w:rPr>
+          <w:lang w:val="en-US"/>
+        </w:rPr>
+        <w:t xml:space="preserve"> Grid</w:t>
+      </w:r>
+      <w:r>
+        <w:t>:</w:t>
+      </w:r>
+    </w:p>
+    <w:p>
+      <w:pPr>
+        <w:pStyle w:val="P"/>
+      </w:pPr>
+    </w:p>
+    <w:p>
+      <w:pPr>
+        <w:pStyle w:val="P"/>
+      </w:pPr>
+      <w:r>
+        <w:lastRenderedPageBreak/>
+        <w:drawing>
+          <wp:inline distT="0" distB="0" distL="0" distR="0" wp14:anchorId="0B15E727" wp14:editId="3ECB6A62">
+            <wp:extent cx="4296375" cy="4182059"/>
+            <wp:effectExtent l="0" t="0" r="9525" b="9525"/>
+            <wp:docPr id="285824291" name="Рисунок 1" descr="Зображення, що містить текст, знімок екрана, Шрифт, число&#10;&#10;Вміст, створений ШІ, може бути неправильним."/>
+            <wp:cNvGraphicFramePr>
+              <a:graphicFrameLocks xmlns:a="http://schemas.openxmlformats.org/drawingml/2006/main" noChangeAspect="1"/>
+            </wp:cNvGraphicFramePr>
+            <a:graphic xmlns:a="http://schemas.openxmlformats.org/drawingml/2006/main">
+              <a:graphicData uri="http://schemas.openxmlformats.org/drawingml/2006/picture">
+                <pic:pic xmlns:pic="http://schemas.openxmlformats.org/drawingml/2006/picture">
+                  <pic:nvPicPr>
+                    <pic:cNvPr id="285824291" name="Рисунок 1" descr="Зображення, що містить текст, знімок екрана, Шрифт, число&#10;&#10;Вміст, створений ШІ, може бути неправильним."/>
+                    <pic:cNvPicPr/>
+                  </pic:nvPicPr>
+                  <pic:blipFill>
+                    <a:blip r:embed="rId7"/>
+                    <a:stretch>
+                      <a:fillRect/>
+                    </a:stretch>
+                  </pic:blipFill>
+                  <pic:spPr>
+                    <a:xfrm>
+                      <a:off x="0" y="0"/>
+                      <a:ext cx="4296375" cy="4182059"/>
+                    </a:xfrm>
+                    <a:prstGeom prst="rect">
+                      <a:avLst/>
+                    </a:prstGeom>
+                  </pic:spPr>
+                </pic:pic>
+              </a:graphicData>
+            </a:graphic>
+          </wp:inline>
+        </w:drawing>
+      </w:r>
+    </w:p>
+    <w:p>
+      <w:pPr>
+        <w:pStyle w:val="P"/>
+      </w:pPr>
+      <w:r>
+        <w:t xml:space="preserve">Рисунок 1.1 – Режими </w:t>
+      </w:r>
+      <w:r>
+        <w:rPr>
+          <w:lang w:val="en-US"/>
+        </w:rPr>
+        <w:t xml:space="preserve">Snap </w:t>
+      </w:r>
+      <w:r>
+        <w:t xml:space="preserve">та </w:t>
+      </w:r>
+      <w:r>
+        <w:rPr>
+          <w:lang w:val="en-US"/>
+        </w:rPr>
+        <w:t xml:space="preserve">Grid </w:t>
+      </w:r>
+      <w:r>
+        <w:t>на панелі</w:t>
+      </w:r>
+    </w:p>
+    <w:p>
+      <w:pPr>
+        <w:pStyle w:val="P"/>
+      </w:pPr>
+    </w:p>
+    <w:p>
+      <w:pPr>
+        <w:pStyle w:val="P"/>
+      </w:pPr>
+      <w:r>
+        <w:t>При додаванні фігур вони чіпляються до сітки.</w:t>
+      </w:r>
+    </w:p>
+    <w:p>
+      <w:pPr>
+        <w:pStyle w:val="P"/>
+      </w:pPr>
+    </w:p>
+    <w:p>
+      <w:pPr>
+        <w:pStyle w:val="P"/>
+        <w:rPr>
+          <w:lang w:val="en-US"/>
+        </w:rPr>
+      </w:pPr>
+      <w:r>
+        <w:rPr>
+          <w:lang w:val="en-US"/>
+        </w:rPr>
+        <w:lastRenderedPageBreak/>
+        <w:drawing>
+          <wp:inline distT="0" distB="0" distL="0" distR="0" wp14:anchorId="64EE0C0C" wp14:editId="7766FF99">
+            <wp:extent cx="5731510" cy="5478780"/>
+            <wp:effectExtent l="0" t="0" r="2540" b="7620"/>
+            <wp:docPr id="798958699" name="Рисунок 1" descr="Зображення, що містить текст, знімок екрана, ряд, число&#10;&#10;Вміст, створений ШІ, може бути неправильним."/>
+            <wp:cNvGraphicFramePr>
+              <a:graphicFrameLocks xmlns:a="http://schemas.openxmlformats.org/drawingml/2006/main" noChangeAspect="1"/>
+            </wp:cNvGraphicFramePr>
+            <a:graphic xmlns:a="http://schemas.openxmlformats.org/drawingml/2006/main">
+              <a:graphicData uri="http://schemas.openxmlformats.org/drawingml/2006/picture">
+                <pic:pic xmlns:pic="http://schemas.openxmlformats.org/drawingml/2006/picture">
+                  <pic:nvPicPr>
+                    <pic:cNvPr id="798958699" name="Рисунок 1" descr="Зображення, що містить текст, знімок екрана, ряд, число&#10;&#10;Вміст, створений ШІ, може бути неправильним."/>
+                    <pic:cNvPicPr/>
+                  </pic:nvPicPr>
+                  <pic:blipFill>
+                    <a:blip r:embed="rId8"/>
+                    <a:stretch>
+                      <a:fillRect/>
+                    </a:stretch>
+                  </pic:blipFill>
+                  <pic:spPr>
+                    <a:xfrm>
+                      <a:off x="0" y="0"/>
+                      <a:ext cx="5731510" cy="5478780"/>
+                    </a:xfrm>
+                    <a:prstGeom prst="rect">
+                      <a:avLst/>
+                    </a:prstGeom>
+                  </pic:spPr>
+                </pic:pic>
+              </a:graphicData>
+            </a:graphic>
+          </wp:inline>
+        </w:drawing>
+      </w:r>
+    </w:p>
+    <w:p>
+      <w:pPr>
+        <w:pStyle w:val="P"/>
+        <w:rPr>
+          <w:lang w:val="en-US"/>
+        </w:rPr>
+      </w:pPr>
+      <w:r>
+        <w:t xml:space="preserve">Рисунок 1.2 – Ввімкнений режим </w:t>
+      </w:r>
+      <w:r>
+        <w:rPr>
+          <w:lang w:val="en-US"/>
+        </w:rPr>
+        <w:t>ortho</w:t>
+      </w:r>
+    </w:p>
+    <w:p>
+      <w:pPr>
+        <w:pStyle w:val="P"/>
+        <w:rPr>
+          <w:lang w:val="en-US"/>
+        </w:rPr>
+      </w:pPr>
+    </w:p>
+    <w:p>
+      <w:pPr>
+        <w:pStyle w:val="P"/>
+        <w:rPr>
+          <w:lang w:val="en-US"/>
+        </w:rPr>
+      </w:pPr>
+      <w:r>
+        <w:t xml:space="preserve">Після ввімкнення режиму </w:t>
+      </w:r>
+      <w:r>
+        <w:rPr>
+          <w:lang w:val="en-US"/>
+        </w:rPr>
+        <w:t xml:space="preserve">Ortho </w:t>
+      </w:r>
+      <w:r>
+        <w:t>лінія малюється лише горизонтально або вертикально.</w:t>
+      </w:r>
+    </w:p>
+    <w:p>
+      <w:pPr>
+        <w:pStyle w:val="P"/>
+        <w:rPr>
+          <w:lang w:val="en-US"/>
+        </w:rPr>
+      </w:pPr>
+    </w:p>
+    <w:p>
+      <w:pPr>
+        <w:pStyle w:val="P"/>
+        <w:rPr>
+          <w:lang w:val="en-US"/>
+        </w:rPr>
+      </w:pPr>
+      <w:r>
+        <w:rPr>
+          <w:lang w:val="en-US"/>
+        </w:rPr>
+        <w:lastRenderedPageBreak/>
+        <w:drawing>
+          <wp:inline distT="0" distB="0" distL="0" distR="0" wp14:anchorId="2C9739E4" wp14:editId="3E47D1D2">
+            <wp:extent cx="5731510" cy="3095625"/>
+            <wp:effectExtent l="0" t="0" r="2540" b="9525"/>
+            <wp:docPr id="556841712" name="Рисунок 1" descr="Зображення, що містить коло, схема, ряд, дизайн&#10;&#10;Вміст, створений ШІ, може бути неправильним."/>
+            <wp:cNvGraphicFramePr>
+              <a:graphicFrameLocks xmlns:a="http://schemas.openxmlformats.org/drawingml/2006/main" noChangeAspect="1"/>
+            </wp:cNvGraphicFramePr>
+            <a:graphic xmlns:a="http://schemas.openxmlformats.org/drawingml/2006/main">
+              <a:graphicData uri="http://schemas.openxmlformats.org/drawingml/2006/picture">
+                <pic:pic xmlns:pic="http://schemas.openxmlformats.org/drawingml/2006/picture">
+                  <pic:nvPicPr>
+                    <pic:cNvPr id="556841712" name="Рисунок 1" descr="Зображення, що містить коло, схема, ряд, дизайн&#10;&#10;Вміст, створений ШІ, може бути неправильним."/>
+                    <pic:cNvPicPr/>
+                  </pic:nvPicPr>
+                  <pic:blipFill>
+                    <a:blip r:embed="rId9"/>
+                    <a:stretch>
+                      <a:fillRect/>
+                    </a:stretch>
+                  </pic:blipFill>
+                  <pic:spPr>
+                    <a:xfrm>
+                      <a:off x="0" y="0"/>
+                      <a:ext cx="5731510" cy="3095625"/>
+                    </a:xfrm>
+                    <a:prstGeom prst="rect">
+                      <a:avLst/>
+                    </a:prstGeom>
+                  </pic:spPr>
+                </pic:pic>
+              </a:graphicData>
+            </a:graphic>
+          </wp:inline>
+        </w:drawing>
+      </w:r>
+    </w:p>
+    <w:p>
+      <w:pPr>
+        <w:pStyle w:val="P"/>
+      </w:pPr>
+      <w:r>
+        <w:t>Рисунок 1.3 – Намальовані 4 кола</w:t>
+      </w:r>
+    </w:p>
+    <w:p>
+      <w:pPr>
+        <w:pStyle w:val="P"/>
+      </w:pPr>
+    </w:p>
+    <w:p>
+      <w:pPr>
+        <w:pStyle w:val="P"/>
+        <w:rPr>
+          <w:lang w:val="en-US"/>
+        </w:rPr>
+      </w:pPr>
+      <w:r>
+        <w:rPr>
+          <w:lang w:val="en-US"/>
+        </w:rPr>
+        <w:drawing>
+          <wp:inline distT="0" distB="0" distL="0" distR="0" wp14:anchorId="59CF4640" wp14:editId="0D75603E">
+            <wp:extent cx="5731510" cy="2845435"/>
+            <wp:effectExtent l="0" t="0" r="2540" b="0"/>
+            <wp:docPr id="376102951" name="Рисунок 1" descr="Зображення, що містить коло, схема, ряд, дизайн&#10;&#10;Вміст, створений ШІ, може бути неправильним."/>
+            <wp:cNvGraphicFramePr>
+              <a:graphicFrameLocks xmlns:a="http://schemas.openxmlformats.org/drawingml/2006/main" noChangeAspect="1"/>
+            </wp:cNvGraphicFramePr>
+            <a:graphic xmlns:a="http://schemas.openxmlformats.org/drawingml/2006/main">
+              <a:graphicData uri="http://schemas.openxmlformats.org/drawingml/2006/picture">
+                <pic:pic xmlns:pic="http://schemas.openxmlformats.org/drawingml/2006/picture">
+                  <pic:nvPicPr>
+                    <pic:cNvPr id="376102951" name="Рисунок 1" descr="Зображення, що містить коло, схема, ряд, дизайн&#10;&#10;Вміст, створений ШІ, може бути неправильним."/>
+                    <pic:cNvPicPr/>
+                  </pic:nvPicPr>
+                  <pic:blipFill>
+                    <a:blip r:embed="rId10"/>
+                    <a:stretch>
+                      <a:fillRect/>
+                    </a:stretch>
+                  </pic:blipFill>
+                  <pic:spPr>
+                    <a:xfrm>
+                      <a:off x="0" y="0"/>
+                      <a:ext cx="5731510" cy="2845435"/>
+                    </a:xfrm>
+                    <a:prstGeom prst="rect">
+                      <a:avLst/>
+                    </a:prstGeom>
+                  </pic:spPr>
+                </pic:pic>
+              </a:graphicData>
+            </a:graphic>
+          </wp:inline>
+        </w:drawing>
+      </w:r>
+    </w:p>
+    <w:p>
+      <w:pPr>
+        <w:pStyle w:val="P"/>
+      </w:pPr>
+      <w:r>
+        <w:t>Рисунок 1.4 – Накреслена полілінія</w:t>
       </w:r>
     </w:p>
     <w:p>

--- a/32SP Systemy projektuvannja/1/KNT-122_Onyshchenko_Variant-19_PR1.docx
+++ b/32SP Systemy projektuvannja/1/KNT-122_Onyshchenko_Variant-19_PR1.docx
@@ -433,28 +433,42 @@
     </w:p>
     <w:p>
       <w:pPr>
-        <w:pStyle w:val="P"/>
-        <w:rPr>
-          <w:lang w:val="en-US"/>
-        </w:rPr>
-      </w:pPr>
-    </w:p>
-    <w:p>
-      <w:pPr>
-        <w:pStyle w:val="P"/>
-      </w:pPr>
-      <w:r>
-        <w:t>Завдання:</w:t>
-      </w:r>
-    </w:p>
-    <w:p>
-      <w:pPr>
-        <w:pStyle w:val="P"/>
-      </w:pPr>
-    </w:p>
-    <w:p>
-      <w:pPr>
-        <w:pStyle w:val="P"/>
+        <w:pStyle w:val="H2"/>
+      </w:pPr>
+      <w:r>
+        <w:t xml:space="preserve">Завдання </w:t>
+      </w:r>
+    </w:p>
+    <w:p>
+      <w:pPr>
+        <w:pStyle w:val="P"/>
+      </w:pPr>
+    </w:p>
+    <w:p>
+      <w:pPr>
+        <w:pStyle w:val="P"/>
+        <w:rPr>
+          <w:lang w:val="en-US"/>
+        </w:rPr>
+      </w:pPr>
+      <w:r>
+        <w:t>Завдання</w:t>
+      </w:r>
+      <w:r>
+        <w:t xml:space="preserve"> за варіантом 19</w:t>
+      </w:r>
+      <w:r>
+        <w:t>:</w:t>
+      </w:r>
+    </w:p>
+    <w:p>
+      <w:pPr>
+        <w:pStyle w:val="P"/>
+      </w:pPr>
+    </w:p>
+    <w:p>
+      <w:pPr>
+        <w:pStyle w:val="IMG"/>
       </w:pPr>
       <w:r>
         <w:drawing>
@@ -496,7 +510,7 @@
     </w:p>
     <w:p>
       <w:pPr>
-        <w:pStyle w:val="P"/>
+        <w:pStyle w:val="IMG"/>
       </w:pPr>
       <w:r>
         <w:t>Рисунок 1.0 – Схема завдання</w:t>
@@ -509,6 +523,19 @@
     </w:p>
     <w:p>
       <w:pPr>
+        <w:pStyle w:val="H2"/>
+      </w:pPr>
+      <w:r>
+        <w:t>Опис процесу</w:t>
+      </w:r>
+    </w:p>
+    <w:p>
+      <w:pPr>
+        <w:pStyle w:val="P"/>
+      </w:pPr>
+    </w:p>
+    <w:p>
+      <w:pPr>
         <w:pStyle w:val="P"/>
       </w:pPr>
       <w:r>
@@ -540,7 +567,7 @@
     </w:p>
     <w:p>
       <w:pPr>
-        <w:pStyle w:val="P"/>
+        <w:pStyle w:val="IMG"/>
       </w:pPr>
       <w:r>
         <w:lastRenderedPageBreak/>
@@ -583,7 +610,7 @@
     </w:p>
     <w:p>
       <w:pPr>
-        <w:pStyle w:val="P"/>
+        <w:pStyle w:val="IMG"/>
       </w:pPr>
       <w:r>
         <w:t xml:space="preserve">Рисунок 1.1 – Режими </w:t>
@@ -627,7 +654,7 @@
     </w:p>
     <w:p>
       <w:pPr>
-        <w:pStyle w:val="P"/>
+        <w:pStyle w:val="IMG"/>
         <w:rPr>
           <w:lang w:val="en-US"/>
         </w:rPr>
@@ -676,7 +703,7 @@
     </w:p>
     <w:p>
       <w:pPr>
-        <w:pStyle w:val="P"/>
+        <w:pStyle w:val="IMG"/>
         <w:rPr>
           <w:lang w:val="en-US"/>
         </w:rPr>
@@ -729,7 +756,7 @@
     </w:p>
     <w:p>
       <w:pPr>
-        <w:pStyle w:val="P"/>
+        <w:pStyle w:val="IMG"/>
         <w:rPr>
           <w:lang w:val="en-US"/>
         </w:rPr>
@@ -778,7 +805,7 @@
     </w:p>
     <w:p>
       <w:pPr>
-        <w:pStyle w:val="P"/>
+        <w:pStyle w:val="IMG"/>
       </w:pPr>
       <w:r>
         <w:t>Рисунок 1.3 – Намальовані 4 кола</w:t>
@@ -787,11 +814,30 @@
     <w:p>
       <w:pPr>
         <w:pStyle w:val="P"/>
-      </w:pPr>
-    </w:p>
-    <w:p>
-      <w:pPr>
-        <w:pStyle w:val="P"/>
+        <w:rPr>
+          <w:lang w:val="en-US"/>
+        </w:rPr>
+      </w:pPr>
+    </w:p>
+    <w:p>
+      <w:pPr>
+        <w:pStyle w:val="P"/>
+      </w:pPr>
+      <w:r>
+        <w:t>Спочатку розміри були задані як радіус, тому кола були надто великі.</w:t>
+      </w:r>
+    </w:p>
+    <w:p>
+      <w:pPr>
+        <w:pStyle w:val="P"/>
+        <w:rPr>
+          <w:lang w:val="en-US"/>
+        </w:rPr>
+      </w:pPr>
+    </w:p>
+    <w:p>
+      <w:pPr>
+        <w:pStyle w:val="IMG"/>
         <w:rPr>
           <w:lang w:val="en-US"/>
         </w:rPr>
@@ -839,7 +885,7 @@
     </w:p>
     <w:p>
       <w:pPr>
-        <w:pStyle w:val="P"/>
+        <w:pStyle w:val="IMG"/>
       </w:pPr>
       <w:r>
         <w:t>Рисунок 1.4 – Накреслена полілінія</w:t>
@@ -847,10 +893,1151 @@
     </w:p>
     <w:p>
       <w:pPr>
+        <w:pStyle w:val="P"/>
+      </w:pPr>
+    </w:p>
+    <w:p>
+      <w:pPr>
+        <w:pStyle w:val="P"/>
+      </w:pPr>
+      <w:r>
+        <w:t xml:space="preserve">Через команду </w:t>
+      </w:r>
+      <w:r>
+        <w:rPr>
+          <w:lang w:val="en-US"/>
+        </w:rPr>
+        <w:t xml:space="preserve">Mirror </w:t>
+      </w:r>
+      <w:r>
+        <w:t>скопійовано лінію, як опорні точки обрано перетини двох осей.</w:t>
+      </w:r>
+    </w:p>
+    <w:p>
+      <w:pPr>
+        <w:pStyle w:val="P"/>
+        <w:rPr>
+          <w:lang w:val="en-US"/>
+        </w:rPr>
+      </w:pPr>
+    </w:p>
+    <w:p>
+      <w:pPr>
+        <w:pStyle w:val="IMG"/>
+      </w:pPr>
+      <w:r>
+        <w:drawing>
+          <wp:inline distT="0" distB="0" distL="0" distR="0" wp14:anchorId="774D1CCC" wp14:editId="19C4E697">
+            <wp:extent cx="5731510" cy="2857500"/>
+            <wp:effectExtent l="0" t="0" r="2540" b="0"/>
+            <wp:docPr id="848962170" name="Рисунок 1" descr="Зображення, що містить коло, схема, ряд, дизайн&#10;&#10;Вміст, створений ШІ, може бути неправильним."/>
+            <wp:cNvGraphicFramePr>
+              <a:graphicFrameLocks xmlns:a="http://schemas.openxmlformats.org/drawingml/2006/main" noChangeAspect="1"/>
+            </wp:cNvGraphicFramePr>
+            <a:graphic xmlns:a="http://schemas.openxmlformats.org/drawingml/2006/main">
+              <a:graphicData uri="http://schemas.openxmlformats.org/drawingml/2006/picture">
+                <pic:pic xmlns:pic="http://schemas.openxmlformats.org/drawingml/2006/picture">
+                  <pic:nvPicPr>
+                    <pic:cNvPr id="848962170" name="Рисунок 1" descr="Зображення, що містить коло, схема, ряд, дизайн&#10;&#10;Вміст, створений ШІ, може бути неправильним."/>
+                    <pic:cNvPicPr/>
+                  </pic:nvPicPr>
+                  <pic:blipFill>
+                    <a:blip r:embed="rId11"/>
+                    <a:stretch>
+                      <a:fillRect/>
+                    </a:stretch>
+                  </pic:blipFill>
+                  <pic:spPr>
+                    <a:xfrm>
+                      <a:off x="0" y="0"/>
+                      <a:ext cx="5731510" cy="2857500"/>
+                    </a:xfrm>
+                    <a:prstGeom prst="rect">
+                      <a:avLst/>
+                    </a:prstGeom>
+                  </pic:spPr>
+                </pic:pic>
+              </a:graphicData>
+            </a:graphic>
+          </wp:inline>
+        </w:drawing>
+      </w:r>
+    </w:p>
+    <w:p>
+      <w:pPr>
+        <w:pStyle w:val="IMG"/>
+      </w:pPr>
+      <w:r>
+        <w:t>Рисунок 1.5 – Скопійована лінія</w:t>
+      </w:r>
+    </w:p>
+    <w:p>
+      <w:pPr>
+        <w:pStyle w:val="P"/>
+      </w:pPr>
+    </w:p>
+    <w:p>
+      <w:pPr>
+        <w:pStyle w:val="P"/>
+      </w:pPr>
+      <w:r>
+        <w:t xml:space="preserve">Після виконання команди </w:t>
+      </w:r>
+      <w:r>
+        <w:rPr>
+          <w:lang w:val="en-US"/>
+        </w:rPr>
+        <w:t xml:space="preserve">Trim </w:t>
+      </w:r>
+      <w:r>
+        <w:t>було обрізано зайві контури:</w:t>
+      </w:r>
+    </w:p>
+    <w:p>
+      <w:pPr>
+        <w:pStyle w:val="P"/>
+      </w:pPr>
+    </w:p>
+    <w:p>
+      <w:pPr>
+        <w:pStyle w:val="IMG"/>
+        <w:rPr>
+          <w:lang w:val="en-US"/>
+        </w:rPr>
+      </w:pPr>
+      <w:r>
+        <w:rPr>
+          <w:lang w:val="en-US"/>
+        </w:rPr>
+        <w:drawing>
+          <wp:inline distT="0" distB="0" distL="0" distR="0" wp14:anchorId="61A189AB" wp14:editId="3AE3E249">
+            <wp:extent cx="5731510" cy="2981325"/>
+            <wp:effectExtent l="0" t="0" r="2540" b="9525"/>
+            <wp:docPr id="115357902" name="Рисунок 1" descr="Зображення, що містить коло, схема, ряд, дизайн&#10;&#10;Вміст, створений ШІ, може бути неправильним."/>
+            <wp:cNvGraphicFramePr>
+              <a:graphicFrameLocks xmlns:a="http://schemas.openxmlformats.org/drawingml/2006/main" noChangeAspect="1"/>
+            </wp:cNvGraphicFramePr>
+            <a:graphic xmlns:a="http://schemas.openxmlformats.org/drawingml/2006/main">
+              <a:graphicData uri="http://schemas.openxmlformats.org/drawingml/2006/picture">
+                <pic:pic xmlns:pic="http://schemas.openxmlformats.org/drawingml/2006/picture">
+                  <pic:nvPicPr>
+                    <pic:cNvPr id="115357902" name="Рисунок 1" descr="Зображення, що містить коло, схема, ряд, дизайн&#10;&#10;Вміст, створений ШІ, може бути неправильним."/>
+                    <pic:cNvPicPr/>
+                  </pic:nvPicPr>
+                  <pic:blipFill>
+                    <a:blip r:embed="rId12"/>
+                    <a:stretch>
+                      <a:fillRect/>
+                    </a:stretch>
+                  </pic:blipFill>
+                  <pic:spPr>
+                    <a:xfrm>
+                      <a:off x="0" y="0"/>
+                      <a:ext cx="5731510" cy="2981325"/>
+                    </a:xfrm>
+                    <a:prstGeom prst="rect">
+                      <a:avLst/>
+                    </a:prstGeom>
+                  </pic:spPr>
+                </pic:pic>
+              </a:graphicData>
+            </a:graphic>
+          </wp:inline>
+        </w:drawing>
+      </w:r>
+    </w:p>
+    <w:p>
+      <w:pPr>
+        <w:pStyle w:val="IMG"/>
+      </w:pPr>
+      <w:r>
+        <w:t>Рисунок 1.6 – Обрізана фігура</w:t>
+      </w:r>
+    </w:p>
+    <w:p>
+      <w:pPr>
+        <w:pStyle w:val="P"/>
+      </w:pPr>
+    </w:p>
+    <w:p>
+      <w:pPr>
+        <w:pStyle w:val="P"/>
+      </w:pPr>
+      <w:r>
+        <w:t xml:space="preserve">Через команди </w:t>
+      </w:r>
+      <w:r>
+        <w:rPr>
+          <w:lang w:val="en-US"/>
+        </w:rPr>
+        <w:t xml:space="preserve">Dimlin, Dimdiam, Dimrad </w:t>
+      </w:r>
+      <w:r>
+        <w:t>було створено початкові розміри:</w:t>
+      </w:r>
+    </w:p>
+    <w:p>
+      <w:pPr>
+        <w:pStyle w:val="P"/>
+      </w:pPr>
+    </w:p>
+    <w:p>
+      <w:pPr>
+        <w:pStyle w:val="IMG"/>
+      </w:pPr>
+      <w:r>
+        <w:drawing>
+          <wp:inline distT="0" distB="0" distL="0" distR="0" wp14:anchorId="59159938" wp14:editId="7C7F9547">
+            <wp:extent cx="5731510" cy="3084830"/>
+            <wp:effectExtent l="0" t="0" r="2540" b="1270"/>
+            <wp:docPr id="209045498" name="Рисунок 1" descr="Зображення, що містить схема, коло, ряд, дизайн&#10;&#10;Вміст, створений ШІ, може бути неправильним."/>
+            <wp:cNvGraphicFramePr>
+              <a:graphicFrameLocks xmlns:a="http://schemas.openxmlformats.org/drawingml/2006/main" noChangeAspect="1"/>
+            </wp:cNvGraphicFramePr>
+            <a:graphic xmlns:a="http://schemas.openxmlformats.org/drawingml/2006/main">
+              <a:graphicData uri="http://schemas.openxmlformats.org/drawingml/2006/picture">
+                <pic:pic xmlns:pic="http://schemas.openxmlformats.org/drawingml/2006/picture">
+                  <pic:nvPicPr>
+                    <pic:cNvPr id="209045498" name="Рисунок 1" descr="Зображення, що містить схема, коло, ряд, дизайн&#10;&#10;Вміст, створений ШІ, може бути неправильним."/>
+                    <pic:cNvPicPr/>
+                  </pic:nvPicPr>
+                  <pic:blipFill>
+                    <a:blip r:embed="rId13"/>
+                    <a:stretch>
+                      <a:fillRect/>
+                    </a:stretch>
+                  </pic:blipFill>
+                  <pic:spPr>
+                    <a:xfrm>
+                      <a:off x="0" y="0"/>
+                      <a:ext cx="5731510" cy="3084830"/>
+                    </a:xfrm>
+                    <a:prstGeom prst="rect">
+                      <a:avLst/>
+                    </a:prstGeom>
+                  </pic:spPr>
+                </pic:pic>
+              </a:graphicData>
+            </a:graphic>
+          </wp:inline>
+        </w:drawing>
+      </w:r>
+    </w:p>
+    <w:p>
+      <w:pPr>
+        <w:pStyle w:val="IMG"/>
+      </w:pPr>
+      <w:r>
+        <w:t>Рисунок 1.7 –</w:t>
+      </w:r>
+      <w:r>
+        <w:t xml:space="preserve"> Початкові </w:t>
+      </w:r>
+      <w:r>
+        <w:t>розміри</w:t>
+      </w:r>
+    </w:p>
+    <w:p>
+      <w:pPr>
+        <w:pStyle w:val="P"/>
+      </w:pPr>
+    </w:p>
+    <w:p>
+      <w:pPr>
+        <w:pStyle w:val="P"/>
+      </w:pPr>
+      <w:r>
+        <w:t>Вигляд р</w:t>
+      </w:r>
+      <w:r>
+        <w:t>озмір</w:t>
+      </w:r>
+      <w:r>
+        <w:t>ів</w:t>
+      </w:r>
+      <w:r>
+        <w:t xml:space="preserve"> підлаштовано через меню налаштувань </w:t>
+      </w:r>
+      <w:r>
+        <w:rPr>
+          <w:lang w:val="en-US"/>
+        </w:rPr>
+        <w:t>Annotate</w:t>
+      </w:r>
+      <w:r>
+        <w:rPr>
+          <w:lang w:val="en-US"/>
+        </w:rPr>
+        <w:t xml:space="preserve">, </w:t>
+      </w:r>
+      <w:r>
+        <w:rPr>
+          <w:lang w:val="en-US"/>
+        </w:rPr>
+        <w:t xml:space="preserve"> </w:t>
+      </w:r>
+      <w:r>
+        <w:t xml:space="preserve">потім </w:t>
+      </w:r>
+      <w:r>
+        <w:rPr>
+          <w:lang w:val="en-US"/>
+        </w:rPr>
+        <w:t>Dimensions</w:t>
+      </w:r>
+      <w:r>
+        <w:t xml:space="preserve"> і скісна стрілочка в кутку:</w:t>
+      </w:r>
+    </w:p>
+    <w:p>
+      <w:pPr>
+        <w:pStyle w:val="P"/>
+      </w:pPr>
+    </w:p>
+    <w:p>
+      <w:pPr>
+        <w:pStyle w:val="IMG"/>
+      </w:pPr>
+      <w:r>
+        <w:drawing>
+          <wp:inline distT="0" distB="0" distL="0" distR="0" wp14:anchorId="47CEB23D" wp14:editId="1582A65B">
+            <wp:extent cx="5731510" cy="2963545"/>
+            <wp:effectExtent l="0" t="0" r="2540" b="8255"/>
+            <wp:docPr id="55910332" name="Рисунок 1" descr="Зображення, що містить текст, знімок екрана, схема, програмне забезпечення&#10;&#10;Вміст, створений ШІ, може бути неправильним."/>
+            <wp:cNvGraphicFramePr>
+              <a:graphicFrameLocks xmlns:a="http://schemas.openxmlformats.org/drawingml/2006/main" noChangeAspect="1"/>
+            </wp:cNvGraphicFramePr>
+            <a:graphic xmlns:a="http://schemas.openxmlformats.org/drawingml/2006/main">
+              <a:graphicData uri="http://schemas.openxmlformats.org/drawingml/2006/picture">
+                <pic:pic xmlns:pic="http://schemas.openxmlformats.org/drawingml/2006/picture">
+                  <pic:nvPicPr>
+                    <pic:cNvPr id="55910332" name="Рисунок 1" descr="Зображення, що містить текст, знімок екрана, схема, програмне забезпечення&#10;&#10;Вміст, створений ШІ, може бути неправильним."/>
+                    <pic:cNvPicPr/>
+                  </pic:nvPicPr>
+                  <pic:blipFill>
+                    <a:blip r:embed="rId14"/>
+                    <a:stretch>
+                      <a:fillRect/>
+                    </a:stretch>
+                  </pic:blipFill>
+                  <pic:spPr>
+                    <a:xfrm>
+                      <a:off x="0" y="0"/>
+                      <a:ext cx="5731510" cy="2963545"/>
+                    </a:xfrm>
+                    <a:prstGeom prst="rect">
+                      <a:avLst/>
+                    </a:prstGeom>
+                  </pic:spPr>
+                </pic:pic>
+              </a:graphicData>
+            </a:graphic>
+          </wp:inline>
+        </w:drawing>
+      </w:r>
+    </w:p>
+    <w:p>
+      <w:pPr>
+        <w:pStyle w:val="IMG"/>
+      </w:pPr>
+      <w:r>
+        <w:t xml:space="preserve">Рисунок 1.8 </w:t>
+      </w:r>
+      <w:r>
+        <w:t>–</w:t>
+      </w:r>
+      <w:r>
+        <w:t xml:space="preserve"> </w:t>
+      </w:r>
+      <w:r>
+        <w:t>Відкрите меню налаштувань розмірів</w:t>
+      </w:r>
+    </w:p>
+    <w:p>
+      <w:pPr>
+        <w:pStyle w:val="P"/>
+      </w:pPr>
+    </w:p>
+    <w:p>
+      <w:pPr>
+        <w:pStyle w:val="IMG"/>
+      </w:pPr>
+      <w:r>
+        <w:lastRenderedPageBreak/>
+        <w:drawing>
+          <wp:inline distT="0" distB="0" distL="0" distR="0" wp14:anchorId="271D1D19" wp14:editId="40BFD095">
+            <wp:extent cx="5731510" cy="5473065"/>
+            <wp:effectExtent l="0" t="0" r="2540" b="0"/>
+            <wp:docPr id="456775477" name="Рисунок 1" descr="Зображення, що містить текст, знімок екрана, схема, число&#10;&#10;Вміст, створений ШІ, може бути неправильним."/>
+            <wp:cNvGraphicFramePr>
+              <a:graphicFrameLocks xmlns:a="http://schemas.openxmlformats.org/drawingml/2006/main" noChangeAspect="1"/>
+            </wp:cNvGraphicFramePr>
+            <a:graphic xmlns:a="http://schemas.openxmlformats.org/drawingml/2006/main">
+              <a:graphicData uri="http://schemas.openxmlformats.org/drawingml/2006/picture">
+                <pic:pic xmlns:pic="http://schemas.openxmlformats.org/drawingml/2006/picture">
+                  <pic:nvPicPr>
+                    <pic:cNvPr id="456775477" name="Рисунок 1" descr="Зображення, що містить текст, знімок екрана, схема, число&#10;&#10;Вміст, створений ШІ, може бути неправильним."/>
+                    <pic:cNvPicPr/>
+                  </pic:nvPicPr>
+                  <pic:blipFill>
+                    <a:blip r:embed="rId15"/>
+                    <a:stretch>
+                      <a:fillRect/>
+                    </a:stretch>
+                  </pic:blipFill>
+                  <pic:spPr>
+                    <a:xfrm>
+                      <a:off x="0" y="0"/>
+                      <a:ext cx="5731510" cy="5473065"/>
+                    </a:xfrm>
+                    <a:prstGeom prst="rect">
+                      <a:avLst/>
+                    </a:prstGeom>
+                  </pic:spPr>
+                </pic:pic>
+              </a:graphicData>
+            </a:graphic>
+          </wp:inline>
+        </w:drawing>
+      </w:r>
+    </w:p>
+    <w:p>
+      <w:pPr>
+        <w:pStyle w:val="IMG"/>
+        <w:rPr>
+          <w:lang w:val="en-US"/>
+        </w:rPr>
+      </w:pPr>
+      <w:r>
+        <w:t xml:space="preserve">Рисунок 1.9 </w:t>
+      </w:r>
+      <w:r>
+        <w:t>–</w:t>
+      </w:r>
+      <w:r>
+        <w:t xml:space="preserve"> </w:t>
+      </w:r>
+      <w:r>
+        <w:t>Вікно налаштувань стрілки: змінено розмір (</w:t>
+      </w:r>
+      <w:r>
+        <w:rPr>
+          <w:i/>
+          <w:iCs/>
+          <w:lang w:val="en-US"/>
+        </w:rPr>
+        <w:t>Arrow size</w:t>
+      </w:r>
+      <w:r>
+        <w:rPr>
+          <w:lang w:val="en-US"/>
+        </w:rPr>
+        <w:t>)</w:t>
+      </w:r>
+      <w:r>
+        <w:t xml:space="preserve"> на 7</w:t>
+      </w:r>
+    </w:p>
+    <w:p>
+      <w:pPr>
+        <w:pStyle w:val="P"/>
+      </w:pPr>
+    </w:p>
+    <w:p>
+      <w:pPr>
+        <w:pStyle w:val="IMG"/>
+        <w:rPr>
+          <w:lang w:val="en-US"/>
+        </w:rPr>
+      </w:pPr>
+      <w:r>
+        <w:rPr>
+          <w:lang w:val="en-US"/>
+        </w:rPr>
+        <w:lastRenderedPageBreak/>
+        <w:drawing>
+          <wp:inline distT="0" distB="0" distL="0" distR="0" wp14:anchorId="31EDBB8A" wp14:editId="699F27CE">
+            <wp:extent cx="5731510" cy="8184515"/>
+            <wp:effectExtent l="0" t="0" r="2540" b="6985"/>
+            <wp:docPr id="644013443" name="Рисунок 1" descr="Зображення, що містить текст, знімок екрана, схема, число&#10;&#10;Вміст, створений ШІ, може бути неправильним."/>
+            <wp:cNvGraphicFramePr>
+              <a:graphicFrameLocks xmlns:a="http://schemas.openxmlformats.org/drawingml/2006/main" noChangeAspect="1"/>
+            </wp:cNvGraphicFramePr>
+            <a:graphic xmlns:a="http://schemas.openxmlformats.org/drawingml/2006/main">
+              <a:graphicData uri="http://schemas.openxmlformats.org/drawingml/2006/picture">
+                <pic:pic xmlns:pic="http://schemas.openxmlformats.org/drawingml/2006/picture">
+                  <pic:nvPicPr>
+                    <pic:cNvPr id="644013443" name="Рисунок 1" descr="Зображення, що містить текст, знімок екрана, схема, число&#10;&#10;Вміст, створений ШІ, може бути неправильним."/>
+                    <pic:cNvPicPr/>
+                  </pic:nvPicPr>
+                  <pic:blipFill>
+                    <a:blip r:embed="rId16"/>
+                    <a:stretch>
+                      <a:fillRect/>
+                    </a:stretch>
+                  </pic:blipFill>
+                  <pic:spPr>
+                    <a:xfrm>
+                      <a:off x="0" y="0"/>
+                      <a:ext cx="5731510" cy="8184515"/>
+                    </a:xfrm>
+                    <a:prstGeom prst="rect">
+                      <a:avLst/>
+                    </a:prstGeom>
+                  </pic:spPr>
+                </pic:pic>
+              </a:graphicData>
+            </a:graphic>
+          </wp:inline>
+        </w:drawing>
+      </w:r>
+    </w:p>
+    <w:p>
+      <w:pPr>
+        <w:pStyle w:val="IMG"/>
+        <w:rPr>
+          <w:lang w:val="en-US"/>
+        </w:rPr>
+      </w:pPr>
+      <w:r>
+        <w:t>Рисунок 1.10 – Вікна налаштування тексту: змінено розмір (</w:t>
+      </w:r>
+      <w:r>
+        <w:rPr>
+          <w:i/>
+          <w:iCs/>
+          <w:lang w:val="en-US"/>
+        </w:rPr>
+        <w:t>Text height</w:t>
+      </w:r>
+      <w:r>
+        <w:rPr>
+          <w:lang w:val="en-US"/>
+        </w:rPr>
+        <w:t>)</w:t>
+      </w:r>
+      <w:r>
+        <w:t xml:space="preserve">, шрифт </w:t>
+      </w:r>
+      <w:r>
+        <w:rPr>
+          <w:lang w:val="en-US"/>
+        </w:rPr>
+        <w:t>(</w:t>
+      </w:r>
+      <w:r>
+        <w:rPr>
+          <w:i/>
+          <w:iCs/>
+          <w:lang w:val="en-US"/>
+        </w:rPr>
+        <w:t>Font name</w:t>
+      </w:r>
+      <w:r>
+        <w:rPr>
+          <w:lang w:val="en-US"/>
+        </w:rPr>
+        <w:t xml:space="preserve">) </w:t>
+      </w:r>
+      <w:r>
+        <w:t>та нахил (</w:t>
+      </w:r>
+      <w:r>
+        <w:rPr>
+          <w:i/>
+          <w:iCs/>
+          <w:lang w:val="en-US"/>
+        </w:rPr>
+        <w:t>Oblique angle</w:t>
+      </w:r>
+      <w:r>
+        <w:rPr>
+          <w:lang w:val="en-US"/>
+        </w:rPr>
+        <w:t>)</w:t>
+      </w:r>
+    </w:p>
+    <w:p>
+      <w:pPr>
+        <w:pStyle w:val="P"/>
+      </w:pPr>
+    </w:p>
+    <w:p>
+      <w:pPr>
+        <w:pStyle w:val="P"/>
+        <w:rPr>
+          <w:lang w:val="en-US"/>
+        </w:rPr>
+      </w:pPr>
+      <w:r>
+        <w:t>Додано вертикальний розмір</w:t>
+      </w:r>
+      <w:r>
+        <w:rPr>
+          <w:lang w:val="en-US"/>
+        </w:rPr>
+        <w:t xml:space="preserve"> </w:t>
+      </w:r>
+      <w:r>
+        <w:t xml:space="preserve">командою </w:t>
+      </w:r>
+      <w:r>
+        <w:rPr>
+          <w:lang w:val="en-US"/>
+        </w:rPr>
+        <w:t>Dimvertical.</w:t>
+      </w:r>
+    </w:p>
+    <w:p>
+      <w:pPr>
+        <w:pStyle w:val="P"/>
+      </w:pPr>
+      <w:r>
+        <w:t>Також додано аннотацію</w:t>
+      </w:r>
+      <w:r>
+        <w:rPr>
+          <w:lang w:val="en-US"/>
+        </w:rPr>
+        <w:t xml:space="preserve"> </w:t>
+      </w:r>
+      <w:r>
+        <w:t xml:space="preserve">командою </w:t>
+      </w:r>
+      <w:r>
+        <w:rPr>
+          <w:lang w:val="en-US"/>
+        </w:rPr>
+        <w:t>Lead</w:t>
+      </w:r>
+      <w:r>
+        <w:t xml:space="preserve"> з текстом «</w:t>
+      </w:r>
+      <w:r>
+        <w:rPr>
+          <w:lang w:val="en-US"/>
+        </w:rPr>
+        <w:t>S4</w:t>
+      </w:r>
+      <w:r>
+        <w:t>»</w:t>
+      </w:r>
+      <w:r>
+        <w:rPr>
+          <w:lang w:val="en-US"/>
+        </w:rPr>
+        <w:t xml:space="preserve">. </w:t>
+      </w:r>
+      <w:r>
+        <w:t xml:space="preserve">Налаштування аннотацій змінено в меню </w:t>
+      </w:r>
+      <w:r>
+        <w:rPr>
+          <w:lang w:val="en-US"/>
+        </w:rPr>
+        <w:t xml:space="preserve">Annotate, </w:t>
+      </w:r>
+      <w:r>
+        <w:t xml:space="preserve">тоді </w:t>
+      </w:r>
+      <w:r>
+        <w:rPr>
+          <w:lang w:val="en-US"/>
+        </w:rPr>
+        <w:t xml:space="preserve">Leaders </w:t>
+      </w:r>
+      <w:r>
+        <w:t>і скісна кутова стрілка:</w:t>
+      </w:r>
+    </w:p>
+    <w:p>
+      <w:pPr>
+        <w:pStyle w:val="P"/>
+      </w:pPr>
+    </w:p>
+    <w:p>
+      <w:pPr>
+        <w:pStyle w:val="IMG"/>
+      </w:pPr>
+      <w:r>
+        <w:drawing>
+          <wp:inline distT="0" distB="0" distL="0" distR="0" wp14:anchorId="2BDB90AB" wp14:editId="1B03125B">
+            <wp:extent cx="5731510" cy="2753995"/>
+            <wp:effectExtent l="0" t="0" r="2540" b="8255"/>
+            <wp:docPr id="596982757" name="Рисунок 1" descr="Зображення, що містить текст, знімок екрана, програмне забезпечення, схема&#10;&#10;Вміст, створений ШІ, може бути неправильним."/>
+            <wp:cNvGraphicFramePr>
+              <a:graphicFrameLocks xmlns:a="http://schemas.openxmlformats.org/drawingml/2006/main" noChangeAspect="1"/>
+            </wp:cNvGraphicFramePr>
+            <a:graphic xmlns:a="http://schemas.openxmlformats.org/drawingml/2006/main">
+              <a:graphicData uri="http://schemas.openxmlformats.org/drawingml/2006/picture">
+                <pic:pic xmlns:pic="http://schemas.openxmlformats.org/drawingml/2006/picture">
+                  <pic:nvPicPr>
+                    <pic:cNvPr id="596982757" name="Рисунок 1" descr="Зображення, що містить текст, знімок екрана, програмне забезпечення, схема&#10;&#10;Вміст, створений ШІ, може бути неправильним."/>
+                    <pic:cNvPicPr/>
+                  </pic:nvPicPr>
+                  <pic:blipFill>
+                    <a:blip r:embed="rId17"/>
+                    <a:stretch>
+                      <a:fillRect/>
+                    </a:stretch>
+                  </pic:blipFill>
+                  <pic:spPr>
+                    <a:xfrm>
+                      <a:off x="0" y="0"/>
+                      <a:ext cx="5731510" cy="2753995"/>
+                    </a:xfrm>
+                    <a:prstGeom prst="rect">
+                      <a:avLst/>
+                    </a:prstGeom>
+                  </pic:spPr>
+                </pic:pic>
+              </a:graphicData>
+            </a:graphic>
+          </wp:inline>
+        </w:drawing>
+      </w:r>
+    </w:p>
+    <w:p>
+      <w:pPr>
+        <w:pStyle w:val="IMG"/>
+      </w:pPr>
+      <w:r>
+        <w:t>Рисунок 1.11 – Відкрите меню налаштування аннотацій</w:t>
+      </w:r>
+    </w:p>
+    <w:p>
+      <w:pPr>
+        <w:pStyle w:val="IMG"/>
+      </w:pPr>
+    </w:p>
+    <w:p>
+      <w:pPr>
+        <w:pStyle w:val="IMG"/>
+      </w:pPr>
+      <w:r>
+        <w:lastRenderedPageBreak/>
+        <w:drawing>
+          <wp:inline distT="0" distB="0" distL="0" distR="0" wp14:anchorId="51A3C370" wp14:editId="25925E1F">
+            <wp:extent cx="5731510" cy="4932045"/>
+            <wp:effectExtent l="0" t="0" r="2540" b="1905"/>
+            <wp:docPr id="116223196" name="Рисунок 1" descr="Зображення, що містить текст, знімок екрана, монітор, програмне забезпечення&#10;&#10;Вміст, створений ШІ, може бути неправильним."/>
+            <wp:cNvGraphicFramePr>
+              <a:graphicFrameLocks xmlns:a="http://schemas.openxmlformats.org/drawingml/2006/main" noChangeAspect="1"/>
+            </wp:cNvGraphicFramePr>
+            <a:graphic xmlns:a="http://schemas.openxmlformats.org/drawingml/2006/main">
+              <a:graphicData uri="http://schemas.openxmlformats.org/drawingml/2006/picture">
+                <pic:pic xmlns:pic="http://schemas.openxmlformats.org/drawingml/2006/picture">
+                  <pic:nvPicPr>
+                    <pic:cNvPr id="116223196" name="Рисунок 1" descr="Зображення, що містить текст, знімок екрана, монітор, програмне забезпечення&#10;&#10;Вміст, створений ШІ, може бути неправильним."/>
+                    <pic:cNvPicPr/>
+                  </pic:nvPicPr>
+                  <pic:blipFill>
+                    <a:blip r:embed="rId18"/>
+                    <a:stretch>
+                      <a:fillRect/>
+                    </a:stretch>
+                  </pic:blipFill>
+                  <pic:spPr>
+                    <a:xfrm>
+                      <a:off x="0" y="0"/>
+                      <a:ext cx="5731510" cy="4932045"/>
+                    </a:xfrm>
+                    <a:prstGeom prst="rect">
+                      <a:avLst/>
+                    </a:prstGeom>
+                  </pic:spPr>
+                </pic:pic>
+              </a:graphicData>
+            </a:graphic>
+          </wp:inline>
+        </w:drawing>
+      </w:r>
+    </w:p>
+    <w:p>
+      <w:pPr>
+        <w:pStyle w:val="IMG"/>
+        <w:rPr>
+          <w:lang w:val="en-US"/>
+        </w:rPr>
+      </w:pPr>
+      <w:r>
+        <w:t>Рисунок 1.12 – Вікно налаштування формату: змінено символ (</w:t>
+      </w:r>
+      <w:r>
+        <w:rPr>
+          <w:i/>
+          <w:iCs/>
+          <w:lang w:val="en-US"/>
+        </w:rPr>
+        <w:t>Symbol</w:t>
+      </w:r>
+      <w:r>
+        <w:rPr>
+          <w:lang w:val="en-US"/>
+        </w:rPr>
+        <w:t xml:space="preserve">) </w:t>
+      </w:r>
+      <w:r>
+        <w:t>та розмір (</w:t>
+      </w:r>
+      <w:r>
+        <w:rPr>
+          <w:i/>
+          <w:iCs/>
+          <w:lang w:val="en-US"/>
+        </w:rPr>
+        <w:t>Size</w:t>
+      </w:r>
+      <w:r>
+        <w:rPr>
+          <w:lang w:val="en-US"/>
+        </w:rPr>
+        <w:t>)</w:t>
+      </w:r>
+    </w:p>
+    <w:p>
+      <w:pPr>
+        <w:pStyle w:val="IMG"/>
+        <w:rPr>
+          <w:lang w:val="en-US"/>
+        </w:rPr>
+      </w:pPr>
+    </w:p>
+    <w:p>
+      <w:pPr>
+        <w:pStyle w:val="IMG"/>
+        <w:rPr>
+          <w:lang w:val="en-US"/>
+        </w:rPr>
+      </w:pPr>
+      <w:r>
+        <w:rPr>
+          <w:lang w:val="en-US"/>
+        </w:rPr>
+        <w:lastRenderedPageBreak/>
+        <w:drawing>
+          <wp:inline distT="0" distB="0" distL="0" distR="0" wp14:anchorId="0D1C3419" wp14:editId="128D0DF3">
+            <wp:extent cx="5731510" cy="4990465"/>
+            <wp:effectExtent l="0" t="0" r="2540" b="635"/>
+            <wp:docPr id="2114599235" name="Рисунок 1" descr="Зображення, що містить текст, знімок екрана, програмне забезпечення, монітор&#10;&#10;Вміст, створений ШІ, може бути неправильним."/>
+            <wp:cNvGraphicFramePr>
+              <a:graphicFrameLocks xmlns:a="http://schemas.openxmlformats.org/drawingml/2006/main" noChangeAspect="1"/>
+            </wp:cNvGraphicFramePr>
+            <a:graphic xmlns:a="http://schemas.openxmlformats.org/drawingml/2006/main">
+              <a:graphicData uri="http://schemas.openxmlformats.org/drawingml/2006/picture">
+                <pic:pic xmlns:pic="http://schemas.openxmlformats.org/drawingml/2006/picture">
+                  <pic:nvPicPr>
+                    <pic:cNvPr id="2114599235" name="Рисунок 1" descr="Зображення, що містить текст, знімок екрана, програмне забезпечення, монітор&#10;&#10;Вміст, створений ШІ, може бути неправильним."/>
+                    <pic:cNvPicPr/>
+                  </pic:nvPicPr>
+                  <pic:blipFill>
+                    <a:blip r:embed="rId19"/>
+                    <a:stretch>
+                      <a:fillRect/>
+                    </a:stretch>
+                  </pic:blipFill>
+                  <pic:spPr>
+                    <a:xfrm>
+                      <a:off x="0" y="0"/>
+                      <a:ext cx="5731510" cy="4990465"/>
+                    </a:xfrm>
+                    <a:prstGeom prst="rect">
+                      <a:avLst/>
+                    </a:prstGeom>
+                  </pic:spPr>
+                </pic:pic>
+              </a:graphicData>
+            </a:graphic>
+          </wp:inline>
+        </w:drawing>
+      </w:r>
+    </w:p>
+    <w:p>
+      <w:pPr>
+        <w:pStyle w:val="IMG"/>
+        <w:rPr>
+          <w:lang w:val="en-US"/>
+        </w:rPr>
+      </w:pPr>
+      <w:r>
+        <w:t>Рисунок 1.13 – Вікно налаштування вмісту: змінено тип правої прив’язки (</w:t>
+      </w:r>
+      <w:r>
+        <w:rPr>
+          <w:i/>
+          <w:iCs/>
+          <w:lang w:val="en-US"/>
+        </w:rPr>
+        <w:t>Right attachment</w:t>
+      </w:r>
+      <w:r>
+        <w:rPr>
+          <w:lang w:val="en-US"/>
+        </w:rPr>
+        <w:t>)</w:t>
+      </w:r>
+    </w:p>
+    <w:p>
+      <w:pPr>
+        <w:pStyle w:val="P"/>
+        <w:rPr>
+          <w:lang w:val="en-US"/>
+        </w:rPr>
+      </w:pPr>
+    </w:p>
+    <w:p>
+      <w:pPr>
+        <w:pStyle w:val="P"/>
+      </w:pPr>
+      <w:r>
+        <w:t>Шари стилізовано так:</w:t>
+      </w:r>
+    </w:p>
+    <w:p>
+      <w:pPr>
+        <w:pStyle w:val="P"/>
+        <w:numPr>
+          <w:ilvl w:val="0"/>
+          <w:numId w:val="4"/>
+        </w:numPr>
+      </w:pPr>
+      <w:r>
+        <w:t xml:space="preserve">Головний: білий колір, товщина 0.6, тип </w:t>
+      </w:r>
+      <w:r>
+        <w:rPr>
+          <w:lang w:val="en-US"/>
+        </w:rPr>
+        <w:t>Continuous;</w:t>
+      </w:r>
+    </w:p>
+    <w:p>
+      <w:pPr>
+        <w:pStyle w:val="P"/>
+        <w:numPr>
+          <w:ilvl w:val="0"/>
+          <w:numId w:val="4"/>
+        </w:numPr>
+      </w:pPr>
+      <w:r>
+        <w:t xml:space="preserve">Вісі: помаранчевий колір, товщина 0.3, тип </w:t>
+      </w:r>
+      <w:r>
+        <w:rPr>
+          <w:lang w:val="en-US"/>
+        </w:rPr>
+        <w:t>Center;</w:t>
+      </w:r>
+    </w:p>
+    <w:p>
+      <w:pPr>
+        <w:pStyle w:val="P"/>
+        <w:numPr>
+          <w:ilvl w:val="0"/>
+          <w:numId w:val="4"/>
+        </w:numPr>
+      </w:pPr>
+      <w:r>
+        <w:t xml:space="preserve">Розміри: синій колір, товщина 0.3, тип </w:t>
+      </w:r>
+      <w:r>
+        <w:rPr>
+          <w:lang w:val="en-US"/>
+        </w:rPr>
+        <w:t>Continuous.</w:t>
+      </w:r>
+    </w:p>
+    <w:p>
+      <w:pPr>
+        <w:pStyle w:val="P"/>
+        <w:rPr>
+          <w:lang w:val="en-US"/>
+        </w:rPr>
+      </w:pPr>
+    </w:p>
+    <w:p>
+      <w:pPr>
+        <w:pStyle w:val="IMG"/>
+        <w:rPr>
+          <w:lang w:val="en-US"/>
+        </w:rPr>
+      </w:pPr>
+      <w:r>
+        <w:lastRenderedPageBreak/>
+        <w:drawing>
+          <wp:inline distT="0" distB="0" distL="0" distR="0" wp14:anchorId="365590A2" wp14:editId="6B04280D">
+            <wp:extent cx="5731510" cy="1527175"/>
+            <wp:effectExtent l="0" t="0" r="2540" b="0"/>
+            <wp:docPr id="651280450" name="Рисунок 1" descr="Зображення, що містить текст, знімок екрана, Шрифт, ряд&#10;&#10;Вміст, створений ШІ, може бути неправильним."/>
+            <wp:cNvGraphicFramePr>
+              <a:graphicFrameLocks xmlns:a="http://schemas.openxmlformats.org/drawingml/2006/main" noChangeAspect="1"/>
+            </wp:cNvGraphicFramePr>
+            <a:graphic xmlns:a="http://schemas.openxmlformats.org/drawingml/2006/main">
+              <a:graphicData uri="http://schemas.openxmlformats.org/drawingml/2006/picture">
+                <pic:pic xmlns:pic="http://schemas.openxmlformats.org/drawingml/2006/picture">
+                  <pic:nvPicPr>
+                    <pic:cNvPr id="651280450" name="Рисунок 1" descr="Зображення, що містить текст, знімок екрана, Шрифт, ряд&#10;&#10;Вміст, створений ШІ, може бути неправильним."/>
+                    <pic:cNvPicPr/>
+                  </pic:nvPicPr>
+                  <pic:blipFill>
+                    <a:blip r:embed="rId20"/>
+                    <a:stretch>
+                      <a:fillRect/>
+                    </a:stretch>
+                  </pic:blipFill>
+                  <pic:spPr>
+                    <a:xfrm>
+                      <a:off x="0" y="0"/>
+                      <a:ext cx="5731510" cy="1527175"/>
+                    </a:xfrm>
+                    <a:prstGeom prst="rect">
+                      <a:avLst/>
+                    </a:prstGeom>
+                  </pic:spPr>
+                </pic:pic>
+              </a:graphicData>
+            </a:graphic>
+          </wp:inline>
+        </w:drawing>
+      </w:r>
+    </w:p>
+    <w:p>
+      <w:pPr>
+        <w:pStyle w:val="IMG"/>
+      </w:pPr>
+      <w:r>
+        <w:t>Рисунок 1.14 – Вікно стилів з налаштуваннями</w:t>
+      </w:r>
+    </w:p>
+    <w:p>
+      <w:pPr>
+        <w:pStyle w:val="P"/>
+      </w:pPr>
+    </w:p>
+    <w:p>
+      <w:pPr>
+        <w:pStyle w:val="P"/>
+      </w:pPr>
+      <w:r>
+        <w:t xml:space="preserve">Вісі додано до стилю «Вісі» командою </w:t>
+      </w:r>
+      <w:r>
+        <w:rPr>
+          <w:lang w:val="en-US"/>
+        </w:rPr>
+        <w:t xml:space="preserve">Xline. </w:t>
+      </w:r>
+      <w:r>
+        <w:t>Горизонтальна має початкову точку 0,0. Перша вертикальна також має початкову точку 0,0 і друга точку 200,0.</w:t>
+      </w:r>
+    </w:p>
+    <w:p>
+      <w:pPr>
+        <w:pStyle w:val="P"/>
+      </w:pPr>
+      <w:r>
+        <w:t xml:space="preserve">Вісі обрізано додаванням двох більших кіл в центрі існуючих, але радіусом на 10 мм більшим за зовнішнє коло. Тоді командою </w:t>
+      </w:r>
+      <w:r>
+        <w:rPr>
+          <w:lang w:val="en-US"/>
+        </w:rPr>
+        <w:t xml:space="preserve">Trim </w:t>
+      </w:r>
+      <w:r>
+        <w:t>надлишкові вісі обрізано.</w:t>
+      </w:r>
+    </w:p>
+    <w:p>
+      <w:pPr>
+        <w:pStyle w:val="P"/>
+      </w:pPr>
+    </w:p>
+    <w:p>
+      <w:pPr>
         <w:pStyle w:val="H1"/>
+        <w:rPr>
+          <w:lang w:val="en-US"/>
+        </w:rPr>
       </w:pPr>
       <w:r>
         <w:t>Результати</w:t>
+      </w:r>
+    </w:p>
+    <w:p>
+      <w:pPr>
+        <w:pStyle w:val="P"/>
+      </w:pPr>
+    </w:p>
+    <w:p>
+      <w:pPr>
+        <w:pStyle w:val="IMG"/>
+      </w:pPr>
+      <w:r>
+        <w:drawing>
+          <wp:inline distT="0" distB="0" distL="0" distR="0" wp14:anchorId="5BF0C1B6" wp14:editId="1F68C326">
+            <wp:extent cx="5731510" cy="2769235"/>
+            <wp:effectExtent l="0" t="0" r="2540" b="0"/>
+            <wp:docPr id="367809867" name="Рисунок 1" descr="Зображення, що містить схема, коло, ряд, текст&#10;&#10;Вміст, створений ШІ, може бути неправильним."/>
+            <wp:cNvGraphicFramePr>
+              <a:graphicFrameLocks xmlns:a="http://schemas.openxmlformats.org/drawingml/2006/main" noChangeAspect="1"/>
+            </wp:cNvGraphicFramePr>
+            <a:graphic xmlns:a="http://schemas.openxmlformats.org/drawingml/2006/main">
+              <a:graphicData uri="http://schemas.openxmlformats.org/drawingml/2006/picture">
+                <pic:pic xmlns:pic="http://schemas.openxmlformats.org/drawingml/2006/picture">
+                  <pic:nvPicPr>
+                    <pic:cNvPr id="367809867" name="Рисунок 1" descr="Зображення, що містить схема, коло, ряд, текст&#10;&#10;Вміст, створений ШІ, може бути неправильним."/>
+                    <pic:cNvPicPr/>
+                  </pic:nvPicPr>
+                  <pic:blipFill>
+                    <a:blip r:embed="rId21"/>
+                    <a:stretch>
+                      <a:fillRect/>
+                    </a:stretch>
+                  </pic:blipFill>
+                  <pic:spPr>
+                    <a:xfrm>
+                      <a:off x="0" y="0"/>
+                      <a:ext cx="5731510" cy="2769235"/>
+                    </a:xfrm>
+                    <a:prstGeom prst="rect">
+                      <a:avLst/>
+                    </a:prstGeom>
+                  </pic:spPr>
+                </pic:pic>
+              </a:graphicData>
+            </a:graphic>
+          </wp:inline>
+        </w:drawing>
+      </w:r>
+    </w:p>
+    <w:p>
+      <w:pPr>
+        <w:pStyle w:val="IMG"/>
+        <w:rPr>
+          <w:lang w:val="en-US"/>
+        </w:rPr>
+      </w:pPr>
+      <w:r>
+        <w:t>Рисунок 1.</w:t>
+      </w:r>
+      <w:r>
+        <w:rPr>
+          <w:lang w:val="en-US"/>
+        </w:rPr>
+        <w:t>15</w:t>
+      </w:r>
+      <w:r>
+        <w:t xml:space="preserve"> – Завершен</w:t>
+      </w:r>
+      <w:r>
+        <w:t>ий</w:t>
+      </w:r>
+      <w:r>
+        <w:t xml:space="preserve"> </w:t>
+      </w:r>
+      <w:r>
+        <w:t>кресленник</w:t>
       </w:r>
     </w:p>
     <w:sectPr>
@@ -955,6 +2142,118 @@
     </w:lvl>
   </w:abstractNum>
   <w:abstractNum w:abstractNumId="1" w15:restartNumberingAfterBreak="0">
+    <w:nsid w:val="63C25DE4"/>
+    <w:multiLevelType w:val="hybridMultilevel"/>
+    <w:tmpl w:val="C07ABB30"/>
+    <w:lvl w:ilvl="0" w:tplc="8222B950">
+      <w:numFmt w:val="bullet"/>
+      <w:lvlText w:val="-"/>
+      <w:lvlJc w:val="left"/>
+      <w:pPr>
+        <w:ind w:left="1211" w:hanging="360"/>
+      </w:pPr>
+      <w:rPr>
+        <w:rFonts w:ascii="Times New Roman" w:eastAsia="Times New Roman" w:hAnsi="Times New Roman" w:cs="Times New Roman" w:hint="default"/>
+      </w:rPr>
+    </w:lvl>
+    <w:lvl w:ilvl="1" w:tplc="04220003" w:tentative="1">
+      <w:start w:val="1"/>
+      <w:numFmt w:val="bullet"/>
+      <w:lvlText w:val="o"/>
+      <w:lvlJc w:val="left"/>
+      <w:pPr>
+        <w:ind w:left="1931" w:hanging="360"/>
+      </w:pPr>
+      <w:rPr>
+        <w:rFonts w:ascii="Courier New" w:hAnsi="Courier New" w:cs="Courier New" w:hint="default"/>
+      </w:rPr>
+    </w:lvl>
+    <w:lvl w:ilvl="2" w:tplc="04220005" w:tentative="1">
+      <w:start w:val="1"/>
+      <w:numFmt w:val="bullet"/>
+      <w:lvlText w:val=""/>
+      <w:lvlJc w:val="left"/>
+      <w:pPr>
+        <w:ind w:left="2651" w:hanging="360"/>
+      </w:pPr>
+      <w:rPr>
+        <w:rFonts w:ascii="Wingdings" w:hAnsi="Wingdings" w:hint="default"/>
+      </w:rPr>
+    </w:lvl>
+    <w:lvl w:ilvl="3" w:tplc="04220001" w:tentative="1">
+      <w:start w:val="1"/>
+      <w:numFmt w:val="bullet"/>
+      <w:lvlText w:val=""/>
+      <w:lvlJc w:val="left"/>
+      <w:pPr>
+        <w:ind w:left="3371" w:hanging="360"/>
+      </w:pPr>
+      <w:rPr>
+        <w:rFonts w:ascii="Symbol" w:hAnsi="Symbol" w:hint="default"/>
+      </w:rPr>
+    </w:lvl>
+    <w:lvl w:ilvl="4" w:tplc="04220003" w:tentative="1">
+      <w:start w:val="1"/>
+      <w:numFmt w:val="bullet"/>
+      <w:lvlText w:val="o"/>
+      <w:lvlJc w:val="left"/>
+      <w:pPr>
+        <w:ind w:left="4091" w:hanging="360"/>
+      </w:pPr>
+      <w:rPr>
+        <w:rFonts w:ascii="Courier New" w:hAnsi="Courier New" w:cs="Courier New" w:hint="default"/>
+      </w:rPr>
+    </w:lvl>
+    <w:lvl w:ilvl="5" w:tplc="04220005" w:tentative="1">
+      <w:start w:val="1"/>
+      <w:numFmt w:val="bullet"/>
+      <w:lvlText w:val=""/>
+      <w:lvlJc w:val="left"/>
+      <w:pPr>
+        <w:ind w:left="4811" w:hanging="360"/>
+      </w:pPr>
+      <w:rPr>
+        <w:rFonts w:ascii="Wingdings" w:hAnsi="Wingdings" w:hint="default"/>
+      </w:rPr>
+    </w:lvl>
+    <w:lvl w:ilvl="6" w:tplc="04220001" w:tentative="1">
+      <w:start w:val="1"/>
+      <w:numFmt w:val="bullet"/>
+      <w:lvlText w:val=""/>
+      <w:lvlJc w:val="left"/>
+      <w:pPr>
+        <w:ind w:left="5531" w:hanging="360"/>
+      </w:pPr>
+      <w:rPr>
+        <w:rFonts w:ascii="Symbol" w:hAnsi="Symbol" w:hint="default"/>
+      </w:rPr>
+    </w:lvl>
+    <w:lvl w:ilvl="7" w:tplc="04220003" w:tentative="1">
+      <w:start w:val="1"/>
+      <w:numFmt w:val="bullet"/>
+      <w:lvlText w:val="o"/>
+      <w:lvlJc w:val="left"/>
+      <w:pPr>
+        <w:ind w:left="6251" w:hanging="360"/>
+      </w:pPr>
+      <w:rPr>
+        <w:rFonts w:ascii="Courier New" w:hAnsi="Courier New" w:cs="Courier New" w:hint="default"/>
+      </w:rPr>
+    </w:lvl>
+    <w:lvl w:ilvl="8" w:tplc="04220005" w:tentative="1">
+      <w:start w:val="1"/>
+      <w:numFmt w:val="bullet"/>
+      <w:lvlText w:val=""/>
+      <w:lvlJc w:val="left"/>
+      <w:pPr>
+        <w:ind w:left="6971" w:hanging="360"/>
+      </w:pPr>
+      <w:rPr>
+        <w:rFonts w:ascii="Wingdings" w:hAnsi="Wingdings" w:hint="default"/>
+      </w:rPr>
+    </w:lvl>
+  </w:abstractNum>
+  <w:abstractNum w:abstractNumId="2" w15:restartNumberingAfterBreak="0">
     <w:nsid w:val="748903EC"/>
     <w:multiLevelType w:val="hybridMultilevel"/>
     <w:tmpl w:val="33A80580"/>
@@ -1043,7 +2342,7 @@
       </w:pPr>
     </w:lvl>
   </w:abstractNum>
-  <w:abstractNum w:abstractNumId="2" w15:restartNumberingAfterBreak="0">
+  <w:abstractNum w:abstractNumId="3" w15:restartNumberingAfterBreak="0">
     <w:nsid w:val="795D4379"/>
     <w:multiLevelType w:val="hybridMultilevel"/>
     <w:tmpl w:val="C21A163C"/>
@@ -1156,12 +2455,15 @@
     </w:lvl>
   </w:abstractNum>
   <w:num w:numId="1" w16cid:durableId="1471048762">
-    <w:abstractNumId w:val="2"/>
+    <w:abstractNumId w:val="3"/>
   </w:num>
   <w:num w:numId="2" w16cid:durableId="2123066900">
     <w:abstractNumId w:val="0"/>
   </w:num>
   <w:num w:numId="3" w16cid:durableId="343481994">
+    <w:abstractNumId w:val="2"/>
+  </w:num>
+  <w:num w:numId="4" w16cid:durableId="780878703">
     <w:abstractNumId w:val="1"/>
   </w:num>
 </w:numbering>
